--- a/editions/ML_Research_Handbook.docx
+++ b/editions/ML_Research_Handbook.docx
@@ -62,7 +62,7 @@
         <w:t>Version 4.0</w:t>
       </w:r>
       <w:r>
-        <w:t xml:space="preserve"> · 35 Sections · 61 Academic References · LaTeX-Typeset Throughout</w:t>
+        <w:t xml:space="preserve"> · 34 Sections · 61 Academic References · LaTeX-Typeset Throughout</w:t>
       </w:r>
     </w:p>
     <w:p>
